--- a/reviews/2026-07-03_ws0-ws1_ma-robustness_summary.docx
+++ b/reviews/2026-07-03_ws0-ws1_ma-robustness_summary.docx
@@ -94,7 +94,7 @@
                 <w:sz w:val="21"/>
                 <w:szCs w:val="21"/>
               </w:rPr>
-              <w:t xml:space="preserve">The question</w:t>
+              <w:t xml:space="preserve">The questions</w:t>
             </w:r>
           </w:p>
         </w:tc>
@@ -125,7 +125,7 @@
                 <w:sz w:val="21"/>
                 <w:szCs w:val="21"/>
               </w:rPr>
-              <w:t xml:space="preserve">The strategy was built by trial and error on 2018-2026 data. Are any of its settings fitted to the past rather than genuinely robust?</w:t>
+              <w:t xml:space="preserve">The strategy was built by trial and error on 2018-2026 data. Two questions follow: are any of its settings fitted to the past rather than genuinely robust — and is a better setting being left on the table?</w:t>
             </w:r>
           </w:p>
         </w:tc>
@@ -159,7 +159,7 @@
                 <w:sz w:val="21"/>
                 <w:szCs w:val="21"/>
               </w:rPr>
-              <w:t xml:space="preserve">The answer</w:t>
+              <w:t xml:space="preserve">The answers</w:t>
             </w:r>
           </w:p>
         </w:tc>
@@ -190,7 +190,7 @@
                 <w:sz w:val="21"/>
                 <w:szCs w:val="21"/>
               </w:rPr>
-              <w:t xml:space="preserve">No setting was changed. Every setting sits in a broad stable range, and all ~139 tested 'improvements' did worse on data the models had never seen.</w:t>
+              <w:t xml:space="preserve">No and no. Every setting sits in a broad stable range; all ~139 tested 'improvements' did worse on data the models had never seen; and the best rival setting is statistically indistinguishable from the current one — its apparent edge would need about two more decades of data to be confirmed, and no real-time process captures it.</w:t>
             </w:r>
           </w:p>
         </w:tc>
@@ -263,7 +263,7 @@
     </w:tbl>
     <w:p>
       <w:pPr>
-        <w:spacing w:after="100" w:line="264"/>
+        <w:spacing w:after="80" w:line="264"/>
       </w:pPr>
       <w:r>
         <w:t xml:space="preserve"/>
@@ -271,13 +271,13 @@
     </w:p>
     <w:p>
       <w:pPr>
-        <w:spacing w:after="160" w:before="40"/>
+        <w:spacing w:after="110" w:before="30"/>
         <w:jc w:val="center"/>
       </w:pPr>
       <w:r>
         <w:drawing>
           <wp:inline distT="0" distB="0" distL="0" distR="0">
-            <wp:extent cx="5905500" cy="2000250"/>
+            <wp:extent cx="5524500" cy="1866900"/>
             <wp:effectExtent t="0" r="0" b="0" l="0"/>
             <wp:docPr id="1" name="ws1_sum_structure.png" descr="One portfolio of four rotation books with weights, plus two safety mechanisms" title="One portfolio of four rotation books with weights, plus two safety mechanisms"/>
             <wp:cNvGraphicFramePr>
@@ -302,7 +302,7 @@
                   <pic:spPr bwMode="auto">
                     <a:xfrm>
                       <a:off x="0" y="0"/>
-                      <a:ext cx="5905500" cy="2000250"/>
+                      <a:ext cx="5524500" cy="1866900"/>
                     </a:xfrm>
                     <a:prstGeom prst="rect">
                       <a:avLst/>
@@ -344,13 +344,13 @@
     </w:p>
     <w:p>
       <w:pPr>
-        <w:spacing w:after="160" w:before="40"/>
+        <w:spacing w:after="110" w:before="30"/>
         <w:jc w:val="center"/>
       </w:pPr>
       <w:r>
         <w:drawing>
           <wp:inline distT="0" distB="0" distL="0" distR="0">
-            <wp:extent cx="5810250" cy="2876550"/>
+            <wp:extent cx="5524500" cy="2733675"/>
             <wp:effectExtent t="0" r="0" b="0" l="0"/>
             <wp:docPr id="1" name="ws1_blend_surface_simple.png" descr="Risk-adjusted return versus trend length: slower is better and the current setting sits in the stable zone" title="Risk-adjusted return versus trend length: slower is better and the current setting sits in the stable zone"/>
             <wp:cNvGraphicFramePr>
@@ -375,7 +375,7 @@
                   <pic:spPr bwMode="auto">
                     <a:xfrm>
                       <a:off x="0" y="0"/>
-                      <a:ext cx="5810250" cy="2876550"/>
+                      <a:ext cx="5524500" cy="2733675"/>
                     </a:xfrm>
                     <a:prstGeom prst="rect">
                       <a:avLst/>
@@ -390,7 +390,7 @@
     </w:p>
     <w:p>
       <w:pPr>
-        <w:spacing w:after="200" w:line="264"/>
+        <w:spacing w:after="150" w:line="264"/>
       </w:pPr>
       <w:r>
         <w:rPr>
@@ -400,7 +400,7 @@
           <w:sz w:val="18"/>
           <w:szCs w:val="18"/>
         </w:rPr>
-        <w:t xml:space="preserve">Risk-adjusted return = Sharpe ratio (return per unit of volatility; higher is better). On 7.6 years of data, differences under about 0.4 are statistical noise.</w:t>
+        <w:t xml:space="preserve">Risk-adjusted return = Sharpe ratio (return per volatility; higher is better; differences under ~0.4 here are noise). Even the best rival setting (275 days) leads by only +0.8%/yr — one standard error from zero; confirming it would take about two more decades of data.</w:t>
       </w:r>
     </w:p>
     <w:p>
@@ -432,13 +432,13 @@
     </w:p>
     <w:p>
       <w:pPr>
-        <w:spacing w:after="160" w:before="40"/>
+        <w:spacing w:after="110" w:before="30"/>
         <w:jc w:val="center"/>
       </w:pPr>
       <w:r>
         <w:drawing>
           <wp:inline distT="0" distB="0" distL="0" distR="0">
-            <wp:extent cx="5810250" cy="1676400"/>
+            <wp:extent cx="5524500" cy="1590675"/>
             <wp:effectExtent t="0" r="0" b="0" l="0"/>
             <wp:docPr id="1" name="ws1_sum_retuning.png" descr="Re-tuning the trend speed yearly earned less than leaving the deployed setting alone" title="Re-tuning the trend speed yearly earned less than leaving the deployed setting alone"/>
             <wp:cNvGraphicFramePr>
@@ -463,7 +463,7 @@
                   <pic:spPr bwMode="auto">
                     <a:xfrm>
                       <a:off x="0" y="0"/>
-                      <a:ext cx="5810250" cy="1676400"/>
+                      <a:ext cx="5524500" cy="1590675"/>
                     </a:xfrm>
                     <a:prstGeom prst="rect">
                       <a:avLst/>
@@ -505,13 +505,13 @@
     </w:p>
     <w:p>
       <w:pPr>
-        <w:spacing w:after="160" w:before="40"/>
+        <w:spacing w:after="110" w:before="30"/>
         <w:jc w:val="center"/>
       </w:pPr>
       <w:r>
         <w:drawing>
           <wp:inline distT="0" distB="0" distL="0" distR="0">
-            <wp:extent cx="5810250" cy="1371600"/>
+            <wp:extent cx="5524500" cy="1304925"/>
             <wp:effectExtent t="0" r="0" b="0" l="0"/>
             <wp:docPr id="1" name="ws1_sum_smarter.png" descr="The deployed simple signal matches the best alternative and far exceeds the fully sophisticated version" title="The deployed simple signal matches the best alternative and far exceeds the fully sophisticated version"/>
             <wp:cNvGraphicFramePr>
@@ -536,7 +536,7 @@
                   <pic:spPr bwMode="auto">
                     <a:xfrm>
                       <a:off x="0" y="0"/>
-                      <a:ext cx="5810250" cy="1371600"/>
+                      <a:ext cx="5524500" cy="1304925"/>
                     </a:xfrm>
                     <a:prstGeom prst="rect">
                       <a:avLst/>
@@ -578,13 +578,13 @@
     </w:p>
     <w:p>
       <w:pPr>
-        <w:spacing w:after="160" w:before="40"/>
+        <w:spacing w:after="110" w:before="30"/>
         <w:jc w:val="center"/>
       </w:pPr>
       <w:r>
         <w:drawing>
           <wp:inline distT="0" distB="0" distL="0" distR="0">
-            <wp:extent cx="5810250" cy="1657350"/>
+            <wp:extent cx="5524500" cy="1581150"/>
             <wp:effectExtent t="0" r="0" b="0" l="0"/>
             <wp:docPr id="1" name="ws1_sum_brake.png" descr="The market-breadth brake improves risk-adjusted return and worst loss at every trigger setting tested" title="The market-breadth brake improves risk-adjusted return and worst loss at every trigger setting tested"/>
             <wp:cNvGraphicFramePr>
@@ -609,7 +609,7 @@
                   <pic:spPr bwMode="auto">
                     <a:xfrm>
                       <a:off x="0" y="0"/>
-                      <a:ext cx="5810250" cy="1657350"/>
+                      <a:ext cx="5524500" cy="1581150"/>
                     </a:xfrm>
                     <a:prstGeom prst="rect">
                       <a:avLst/>
@@ -651,13 +651,13 @@
     </w:p>
     <w:p>
       <w:pPr>
-        <w:spacing w:after="160" w:before="40"/>
+        <w:spacing w:after="110" w:before="30"/>
         <w:jc w:val="center"/>
       </w:pPr>
       <w:r>
         <w:drawing>
           <wp:inline distT="0" distB="0" distL="0" distR="0">
-            <wp:extent cx="5810250" cy="1762125"/>
+            <wp:extent cx="5524500" cy="1676400"/>
             <wp:effectExtent t="0" r="0" b="0" l="0"/>
             <wp:docPr id="1" name="ws1_sum_thematic.png" descr="Removing the thematic entry hurdle improves return but unacceptably deepens worst loss" title="Removing the thematic entry hurdle improves return but unacceptably deepens worst loss"/>
             <wp:cNvGraphicFramePr>
@@ -682,7 +682,7 @@
                   <pic:spPr bwMode="auto">
                     <a:xfrm>
                       <a:off x="0" y="0"/>
-                      <a:ext cx="5810250" cy="1762125"/>
+                      <a:ext cx="5524500" cy="1676400"/>
                     </a:xfrm>
                     <a:prstGeom prst="rect">
                       <a:avLst/>

--- a/reviews/2026-07-03_ws0-ws1_ma-robustness_summary.docx
+++ b/reviews/2026-07-03_ws0-ws1_ma-robustness_summary.docx
@@ -744,6 +744,354 @@
     </w:p>
     <w:p>
       <w:pPr>
+        <w:pStyle w:val="Heading1"/>
+        <w:pageBreakBefore/>
+      </w:pPr>
+      <w:r>
+        <w:t xml:space="preserve">Appendix — the work behind the summary</w:t>
+      </w:r>
+    </w:p>
+    <w:p>
+      <w:pPr>
+        <w:spacing w:after="160" w:line="264"/>
+      </w:pPr>
+      <w:r>
+        <w:rPr>
+          <w:color w:val="444444"/>
+          <w:sz w:val="20"/>
+          <w:szCs w:val="20"/>
+        </w:rPr>
+        <w:t xml:space="preserve">These are the working charts behind the five findings, included to show the depth of testing. The labels are technical — the shapes and colours carry the message, and each caption says what to look for. The four books are US sectors (A), global asset classes (B), thematics (C) and European sectors (D).</w:t>
+      </w:r>
+    </w:p>
+    <w:p>
+      <w:pPr>
+        <w:keepNext/>
+        <w:spacing w:after="40" w:line="264"/>
+      </w:pPr>
+      <w:r>
+        <w:rPr>
+          <w:b/>
+          <w:bCs/>
+          <w:sz w:val="23"/>
+          <w:szCs w:val="23"/>
+        </w:rPr>
+        <w:t xml:space="preserve">A1. Everything that was tested.</w:t>
+      </w:r>
+    </w:p>
+    <w:p>
+      <w:pPr>
+        <w:spacing w:after="110" w:before="30"/>
+        <w:jc w:val="center"/>
+      </w:pPr>
+      <w:r>
+        <w:drawing>
+          <wp:inline distT="0" distB="0" distL="0" distR="0">
+            <wp:extent cx="5715000" cy="2438400"/>
+            <wp:effectExtent t="0" r="0" b="0" l="0"/>
+            <wp:docPr id="1" name="ws1_sum_scope.png" descr="141 settings combinations tested across seven categories, zero changes made" title="141 settings combinations tested across seven categories, zero changes made"/>
+            <wp:cNvGraphicFramePr>
+              <a:graphicFrameLocks xmlns:a="http://schemas.openxmlformats.org/drawingml/2006/main" noChangeAspect="1"/>
+            </wp:cNvGraphicFramePr>
+            <a:graphic xmlns:a="http://schemas.openxmlformats.org/drawingml/2006/main">
+              <a:graphicData uri="http://schemas.openxmlformats.org/drawingml/2006/picture">
+                <pic:pic xmlns:pic="http://schemas.openxmlformats.org/drawingml/2006/picture">
+                  <pic:nvPicPr>
+                    <pic:cNvPr id="0" name="" descr=""/>
+                    <pic:cNvPicPr>
+                      <a:picLocks noChangeAspect="1" noChangeArrowheads="1"/>
+                    </pic:cNvPicPr>
+                  </pic:nvPicPr>
+                  <pic:blipFill>
+                    <a:blip r:embed="rId15" cstate="none"/>
+                    <a:srcRect/>
+                    <a:stretch>
+                      <a:fillRect/>
+                    </a:stretch>
+                  </pic:blipFill>
+                  <pic:spPr bwMode="auto">
+                    <a:xfrm>
+                      <a:off x="0" y="0"/>
+                      <a:ext cx="5715000" cy="2438400"/>
+                    </a:xfrm>
+                    <a:prstGeom prst="rect">
+                      <a:avLst/>
+                    </a:prstGeom>
+                  </pic:spPr>
+                </pic:pic>
+              </a:graphicData>
+            </a:graphic>
+          </wp:inline>
+        </w:drawing>
+      </w:r>
+    </w:p>
+    <w:p>
+      <w:pPr>
+        <w:spacing w:after="200" w:line="264"/>
+      </w:pPr>
+      <w:r>
+        <w:rPr>
+          <w:i/>
+          <w:iCs/>
+          <w:color w:val="666666"/>
+          <w:sz w:val="18"/>
+          <w:szCs w:val="18"/>
+        </w:rPr>
+        <w:t xml:space="preserve">Every important setting was swept across a grid of alternatives. No test produced a change worth making; two close calls were carried to the final robustness review.</w:t>
+      </w:r>
+    </w:p>
+    <w:p>
+      <w:pPr>
+        <w:keepNext/>
+        <w:spacing w:after="40" w:line="264"/>
+      </w:pPr>
+      <w:r>
+        <w:rPr>
+          <w:b/>
+          <w:bCs/>
+          <w:sz w:val="23"/>
+          <w:szCs w:val="23"/>
+        </w:rPr>
+        <w:t xml:space="preserve">A2. The trend-length test, in full.</w:t>
+      </w:r>
+    </w:p>
+    <w:p>
+      <w:pPr>
+        <w:spacing w:after="110" w:before="30"/>
+        <w:jc w:val="center"/>
+      </w:pPr>
+      <w:r>
+        <w:drawing>
+          <wp:inline distT="0" distB="0" distL="0" distR="0">
+            <wp:extent cx="5715000" cy="3171825"/>
+            <wp:effectExtent t="0" r="0" b="0" l="0"/>
+            <wp:docPr id="1" name="ws1_ma_surface.png" descr="Risk-adjusted return versus trend length for each of the four books and the whole portfolio, on the full window and both halves" title="Risk-adjusted return versus trend length for each of the four books and the whole portfolio, on the full window and both halves"/>
+            <wp:cNvGraphicFramePr>
+              <a:graphicFrameLocks xmlns:a="http://schemas.openxmlformats.org/drawingml/2006/main" noChangeAspect="1"/>
+            </wp:cNvGraphicFramePr>
+            <a:graphic xmlns:a="http://schemas.openxmlformats.org/drawingml/2006/main">
+              <a:graphicData uri="http://schemas.openxmlformats.org/drawingml/2006/picture">
+                <pic:pic xmlns:pic="http://schemas.openxmlformats.org/drawingml/2006/picture">
+                  <pic:nvPicPr>
+                    <pic:cNvPr id="0" name="" descr=""/>
+                    <pic:cNvPicPr>
+                      <a:picLocks noChangeAspect="1" noChangeArrowheads="1"/>
+                    </pic:cNvPicPr>
+                  </pic:nvPicPr>
+                  <pic:blipFill>
+                    <a:blip r:embed="rId16" cstate="none"/>
+                    <a:srcRect/>
+                    <a:stretch>
+                      <a:fillRect/>
+                    </a:stretch>
+                  </pic:blipFill>
+                  <pic:spPr bwMode="auto">
+                    <a:xfrm>
+                      <a:off x="0" y="0"/>
+                      <a:ext cx="5715000" cy="3171825"/>
+                    </a:xfrm>
+                    <a:prstGeom prst="rect">
+                      <a:avLst/>
+                    </a:prstGeom>
+                  </pic:spPr>
+                </pic:pic>
+              </a:graphicData>
+            </a:graphic>
+          </wp:inline>
+        </w:drawing>
+      </w:r>
+    </w:p>
+    <w:p>
+      <w:pPr>
+        <w:spacing w:after="200" w:line="264"/>
+      </w:pPr>
+      <w:r>
+        <w:rPr>
+          <w:i/>
+          <w:iCs/>
+          <w:color w:val="666666"/>
+          <w:sz w:val="18"/>
+          <w:szCs w:val="18"/>
+        </w:rPr>
+        <w:t xml:space="preserve">The same result holds book by book, and on both the first and second halves of history (the two lighter lines in each panel) — not just for the portfolio overall. Flat and slightly rising into the shaded stable zone; the current setting is the vertical dashed line.</w:t>
+      </w:r>
+    </w:p>
+    <w:p>
+      <w:pPr>
+        <w:keepNext/>
+        <w:spacing w:after="40" w:line="264"/>
+      </w:pPr>
+      <w:r>
+        <w:rPr>
+          <w:b/>
+          <w:bCs/>
+          <w:sz w:val="23"/>
+          <w:szCs w:val="23"/>
+        </w:rPr>
+        <w:t xml:space="preserve">A3. The same question, asked of losses.</w:t>
+      </w:r>
+    </w:p>
+    <w:p>
+      <w:pPr>
+        <w:spacing w:after="110" w:before="30"/>
+        <w:jc w:val="center"/>
+      </w:pPr>
+      <w:r>
+        <w:drawing>
+          <wp:inline distT="0" distB="0" distL="0" distR="0">
+            <wp:extent cx="5715000" cy="1981200"/>
+            <wp:effectExtent t="0" r="0" b="0" l="0"/>
+            <wp:docPr id="1" name="ws1_ma_dd_surface.png" descr="Portfolio drawdown measures versus trend length" title="Portfolio drawdown measures versus trend length"/>
+            <wp:cNvGraphicFramePr>
+              <a:graphicFrameLocks xmlns:a="http://schemas.openxmlformats.org/drawingml/2006/main" noChangeAspect="1"/>
+            </wp:cNvGraphicFramePr>
+            <a:graphic xmlns:a="http://schemas.openxmlformats.org/drawingml/2006/main">
+              <a:graphicData uri="http://schemas.openxmlformats.org/drawingml/2006/picture">
+                <pic:pic xmlns:pic="http://schemas.openxmlformats.org/drawingml/2006/picture">
+                  <pic:nvPicPr>
+                    <pic:cNvPr id="0" name="" descr=""/>
+                    <pic:cNvPicPr>
+                      <a:picLocks noChangeAspect="1" noChangeArrowheads="1"/>
+                    </pic:cNvPicPr>
+                  </pic:nvPicPr>
+                  <pic:blipFill>
+                    <a:blip r:embed="rId17" cstate="none"/>
+                    <a:srcRect/>
+                    <a:stretch>
+                      <a:fillRect/>
+                    </a:stretch>
+                  </pic:blipFill>
+                  <pic:spPr bwMode="auto">
+                    <a:xfrm>
+                      <a:off x="0" y="0"/>
+                      <a:ext cx="5715000" cy="1981200"/>
+                    </a:xfrm>
+                    <a:prstGeom prst="rect">
+                      <a:avLst/>
+                    </a:prstGeom>
+                  </pic:spPr>
+                </pic:pic>
+              </a:graphicData>
+            </a:graphic>
+          </wp:inline>
+        </w:drawing>
+      </w:r>
+    </w:p>
+    <w:p>
+      <w:pPr>
+        <w:spacing w:after="200" w:line="264"/>
+      </w:pPr>
+      <w:r>
+        <w:rPr>
+          <w:i/>
+          <w:iCs/>
+          <w:color w:val="666666"/>
+          <w:sz w:val="18"/>
+          <w:szCs w:val="18"/>
+        </w:rPr>
+        <w:t xml:space="preserve">Worst 12-month loss and the depth of the 2022 drawdown both improve as the trend measure slows. The deepest single loss — the 2020 COVID crash — is the same at every setting, because no trend measure is fast enough to dodge a one-month crash. That is the safety brake's job, not the trend dial's.</w:t>
+      </w:r>
+    </w:p>
+    <w:p>
+      <w:pPr>
+        <w:keepNext/>
+        <w:spacing w:after="40" w:line="264"/>
+      </w:pPr>
+      <w:r>
+        <w:rPr>
+          <w:b/>
+          <w:bCs/>
+          <w:sz w:val="23"/>
+          <w:szCs w:val="23"/>
+        </w:rPr>
+        <w:t xml:space="preserve">A4. The two safety dials, fully mapped.</w:t>
+      </w:r>
+    </w:p>
+    <w:p>
+      <w:pPr>
+        <w:spacing w:after="110" w:before="30"/>
+        <w:jc w:val="center"/>
+      </w:pPr>
+      <w:r>
+        <w:drawing>
+          <wp:inline distT="0" distB="0" distL="0" distR="0">
+            <wp:extent cx="5715000" cy="1714500"/>
+            <wp:effectExtent t="0" r="0" b="0" l="0"/>
+            <wp:docPr id="1" name="ws1_threshold_surface.png" descr="Threshold surfaces for the thematic entry hurdle, its out-of-sample version, and the market-breadth brake" title="Threshold surfaces for the thematic entry hurdle, its out-of-sample version, and the market-breadth brake"/>
+            <wp:cNvGraphicFramePr>
+              <a:graphicFrameLocks xmlns:a="http://schemas.openxmlformats.org/drawingml/2006/main" noChangeAspect="1"/>
+            </wp:cNvGraphicFramePr>
+            <a:graphic xmlns:a="http://schemas.openxmlformats.org/drawingml/2006/main">
+              <a:graphicData uri="http://schemas.openxmlformats.org/drawingml/2006/picture">
+                <pic:pic xmlns:pic="http://schemas.openxmlformats.org/drawingml/2006/picture">
+                  <pic:nvPicPr>
+                    <pic:cNvPr id="0" name="" descr=""/>
+                    <pic:cNvPicPr>
+                      <a:picLocks noChangeAspect="1" noChangeArrowheads="1"/>
+                    </pic:cNvPicPr>
+                  </pic:nvPicPr>
+                  <pic:blipFill>
+                    <a:blip r:embed="rId18" cstate="none"/>
+                    <a:srcRect/>
+                    <a:stretch>
+                      <a:fillRect/>
+                    </a:stretch>
+                  </pic:blipFill>
+                  <pic:spPr bwMode="auto">
+                    <a:xfrm>
+                      <a:off x="0" y="0"/>
+                      <a:ext cx="5715000" cy="1714500"/>
+                    </a:xfrm>
+                    <a:prstGeom prst="rect">
+                      <a:avLst/>
+                    </a:prstGeom>
+                  </pic:spPr>
+                </pic:pic>
+              </a:graphicData>
+            </a:graphic>
+          </wp:inline>
+        </w:drawing>
+      </w:r>
+    </w:p>
+    <w:p>
+      <w:pPr>
+        <w:spacing w:after="160" w:line="264"/>
+      </w:pPr>
+      <w:r>
+        <w:rPr>
+          <w:i/>
+          <w:iCs/>
+          <w:color w:val="666666"/>
+          <w:sz w:val="18"/>
+          <w:szCs w:val="18"/>
+        </w:rPr>
+        <w:t xml:space="preserve">Left and centre — the thematic book's entry hurdle: the settings that look best on all history (left) fade on unseen data (centre), which is why removing the hurdle was declined. Right — the market-breadth brake: every trigger combination (all shades of green) beats running without it.</w:t>
+      </w:r>
+    </w:p>
+    <w:p>
+      <w:pPr>
+        <w:spacing w:after="160" w:line="264"/>
+      </w:pPr>
+      <w:r>
+        <w:rPr>
+          <w:b/>
+          <w:bCs/>
+          <w:sz w:val="21"/>
+          <w:szCs w:val="21"/>
+        </w:rPr>
+        <w:t xml:space="preserve">The wider programme.</w:t>
+      </w:r>
+      <w:r>
+        <w:rPr>
+          <w:color w:val="444444"/>
+          <w:sz w:val="20"/>
+          <w:szCs w:val="20"/>
+        </w:rPr>
+        <w:t xml:space="preserve">  This review covered the strategy's settings. Two further reviews — the fund universe (which holdings to include) and an overall robustness haircut across the whole search history — were completed separately and have their own records.</w:t>
+      </w:r>
+    </w:p>
+    <w:p>
+      <w:pPr>
         <w:spacing w:after="60" w:line="264"/>
       </w:pPr>
       <w:r>

--- a/reviews/2026-07-03_ws0-ws1_ma-robustness_summary.docx
+++ b/reviews/2026-07-03_ws0-ws1_ma-robustness_summary.docx
@@ -339,7 +339,7 @@
         <w:rPr>
           <w:color w:val="444444"/>
         </w:rPr>
-        <w:t xml:space="preserve">Thirteen speeds were tested from one month to fifteen months: fast settings were whipsawed in the choppy 2022 market, and everything from ten months up performs within a hair's breadth.</w:t>
+        <w:t xml:space="preserve">Thirteen speeds were tested from one month to fifteen months. Fast settings were whipsawed in the choppy 2022 market; from about ten months onward every setting performs the same within the margin of error. The strategy uses the fast edge of that flat zone — the most responsive setting that still captures the full benefit.</w:t>
       </w:r>
     </w:p>
     <w:p>
@@ -350,9 +350,9 @@
       <w:r>
         <w:drawing>
           <wp:inline distT="0" distB="0" distL="0" distR="0">
-            <wp:extent cx="5524500" cy="2733675"/>
+            <wp:extent cx="5524500" cy="2628900"/>
             <wp:effectExtent t="0" r="0" b="0" l="0"/>
-            <wp:docPr id="1" name="ws1_blend_surface_simple.png" descr="Risk-adjusted return versus trend length: slower is better and the current setting sits in the stable zone" title="Risk-adjusted return versus trend length: slower is better and the current setting sits in the stable zone"/>
+            <wp:docPr id="1" name="ws1_blend_surface_simple.png" descr="Risk-adjusted return versus trend length: a wide flat zone from ~10 months, with the current setting at its fast edge" title="Risk-adjusted return versus trend length: a wide flat zone from ~10 months, with the current setting at its fast edge"/>
             <wp:cNvGraphicFramePr>
               <a:graphicFrameLocks xmlns:a="http://schemas.openxmlformats.org/drawingml/2006/main" noChangeAspect="1"/>
             </wp:cNvGraphicFramePr>
@@ -375,7 +375,7 @@
                   <pic:spPr bwMode="auto">
                     <a:xfrm>
                       <a:off x="0" y="0"/>
-                      <a:ext cx="5524500" cy="2733675"/>
+                      <a:ext cx="5524500" cy="2628900"/>
                     </a:xfrm>
                     <a:prstGeom prst="rect">
                       <a:avLst/>
@@ -400,7 +400,7 @@
           <w:sz w:val="18"/>
           <w:szCs w:val="18"/>
         </w:rPr>
-        <w:t xml:space="preserve">Risk-adjusted return = Sharpe ratio (return per volatility; higher is better; differences under ~0.4 here are noise). Even the best rival setting (275 days) leads by only +0.8%/yr — one standard error from zero; confirming it would take about two more decades of data.</w:t>
+        <w:t xml:space="preserve">Risk-adjusted return = Sharpe ratio (return per unit of volatility; higher is better; differences under ~0.4 here are statistical noise). The green band is the flat zone — every setting inside it is statistically tied. The highest backtest point (275 days) leads the current setting by only +0.8%/yr, one standard error from zero; and finding 2 shows that trying to move to it would have lost money on unseen data. So the strategy sits at the fast edge of the flat zone by design, not below a better setting.</w:t>
       </w:r>
     </w:p>
     <w:p>
@@ -863,9 +863,9 @@
       <w:r>
         <w:drawing>
           <wp:inline distT="0" distB="0" distL="0" distR="0">
-            <wp:extent cx="5715000" cy="3171825"/>
+            <wp:extent cx="5715000" cy="2990850"/>
             <wp:effectExtent t="0" r="0" b="0" l="0"/>
-            <wp:docPr id="1" name="ws1_ma_surface.png" descr="Risk-adjusted return versus trend length for each of the four books and the whole portfolio, on the full window and both halves" title="Risk-adjusted return versus trend length for each of the four books and the whole portfolio, on the full window and both halves"/>
+            <wp:docPr id="1" name="ws1_ma_surface_summary.png" descr="Risk-adjusted return versus trend length for each of the four books and the whole portfolio, on the full window and both halves" title="Risk-adjusted return versus trend length for each of the four books and the whole portfolio, on the full window and both halves"/>
             <wp:cNvGraphicFramePr>
               <a:graphicFrameLocks xmlns:a="http://schemas.openxmlformats.org/drawingml/2006/main" noChangeAspect="1"/>
             </wp:cNvGraphicFramePr>
@@ -888,7 +888,7 @@
                   <pic:spPr bwMode="auto">
                     <a:xfrm>
                       <a:off x="0" y="0"/>
-                      <a:ext cx="5715000" cy="3171825"/>
+                      <a:ext cx="5715000" cy="2990850"/>
                     </a:xfrm>
                     <a:prstGeom prst="rect">
                       <a:avLst/>
@@ -913,7 +913,7 @@
           <w:sz w:val="18"/>
           <w:szCs w:val="18"/>
         </w:rPr>
-        <w:t xml:space="preserve">The same result holds book by book, and on both the first and second halves of history (the two lighter lines in each panel) — not just for the portfolio overall. Flat and slightly rising into the shaded stable zone; the current setting is the vertical dashed line.</w:t>
+        <w:t xml:space="preserve">The same result holds book by book, and on both the first and second halves of history (the two lighter lines in each panel) — not just for the portfolio overall. The green flat zone (≈10 months and slower) is where settings are statistically tied; the current setting is the dashed line at its fast edge. The heatmap (bottom right) makes the point at a glance: the whole flat zone is green for every book.</w:t>
       </w:r>
     </w:p>
     <w:p>

--- a/reviews/2026-07-03_ws0-ws1_ma-robustness_summary.docx
+++ b/reviews/2026-07-03_ws0-ws1_ma-robustness_summary.docx
@@ -1065,7 +1065,7 @@
           <w:sz w:val="18"/>
           <w:szCs w:val="18"/>
         </w:rPr>
-        <w:t xml:space="preserve">Left and centre — the thematic book's entry hurdle: the settings that look best on all history (left) fade on unseen data (centre), which is why removing the hurdle was declined. Right — the market-breadth brake: every trigger combination (all shades of green) beats running without it.</w:t>
+        <w:t xml:space="preserve">Reading this: the colour is in-sample return only. A darker cell is not automatically better, because the choice also weighs out-of-sample return, worst loss, and whether the book is genuinely invested (* = mostly cash). Left vs centre — the dark high-trigger cells earn their shade in the first half of history and fade in the second, or are mostly cash. The one cell that is genuinely better out of sample — removing the +5% hurdle — lifts return but deepens the book's worst loss from −36% to −48% (all in 2022); it is the single flagged item for the final review, not an oversight. Right — the market-breadth brake: every trigger combination beats running without it (+1.20), and the spread across the green cells is about 0.03 — inside the margin of error — so the exact trigger is a flat choice; the deployed levels de-risk on a genuine breadth collapse.</w:t>
       </w:r>
     </w:p>
     <w:p>

--- a/reviews/2026-07-03_ws0-ws1_ma-robustness_summary.docx
+++ b/reviews/2026-07-03_ws0-ws1_ma-robustness_summary.docx
@@ -1015,9 +1015,9 @@
       <w:r>
         <w:drawing>
           <wp:inline distT="0" distB="0" distL="0" distR="0">
-            <wp:extent cx="5715000" cy="1714500"/>
+            <wp:extent cx="5715000" cy="1695450"/>
             <wp:effectExtent t="0" r="0" b="0" l="0"/>
-            <wp:docPr id="1" name="ws1_threshold_surface.png" descr="Threshold surfaces for the thematic entry hurdle, its out-of-sample version, and the market-breadth brake" title="Threshold surfaces for the thematic entry hurdle, its out-of-sample version, and the market-breadth brake"/>
+            <wp:docPr id="1" name="ws1_threshold_summary.png" descr="Each dial shown as first half (in-sample), second half (out-of-sample) and the gap between them" title="Each dial shown as first half (in-sample), second half (out-of-sample) and the gap between them"/>
             <wp:cNvGraphicFramePr>
               <a:graphicFrameLocks xmlns:a="http://schemas.openxmlformats.org/drawingml/2006/main" noChangeAspect="1"/>
             </wp:cNvGraphicFramePr>
@@ -1040,7 +1040,7 @@
                   <pic:spPr bwMode="auto">
                     <a:xfrm>
                       <a:off x="0" y="0"/>
-                      <a:ext cx="5715000" cy="1714500"/>
+                      <a:ext cx="5715000" cy="1695450"/>
                     </a:xfrm>
                     <a:prstGeom prst="rect">
                       <a:avLst/>
@@ -1065,7 +1065,7 @@
           <w:sz w:val="18"/>
           <w:szCs w:val="18"/>
         </w:rPr>
-        <w:t xml:space="preserve">Reading this: the colour is in-sample return only. A darker cell is not automatically better, because the choice also weighs out-of-sample return, worst loss, and whether the book is genuinely invested (* = mostly cash). Left vs centre — the dark high-trigger cells earn their shade in the first half of history and fade in the second, or are mostly cash. The one cell that is genuinely better out of sample — removing the +5% hurdle — lifts return but deepens the book's worst loss from −36% to −48% (all in 2022); it is the single flagged item for the final review, not an oversight. Right — the market-breadth brake: every trigger combination beats running without it (+1.20), and the spread across the green cells is about 0.03 — inside the margin of error — so the exact trigger is a flat choice; the deployed levels de-risk on a genuine breadth collapse.</w:t>
+        <w:t xml:space="preserve">This is how to read the earlier heatmaps honestly — by the split between the data a setting was designed on and unseen data. Each dial has three panels: first half of history (in-sample), second half (out-of-sample, same colour scale), and the difference (right). Thematic hurdle (top): the dark high-trigger cells on the left turn orange on the right — they looked good only on their design data, and the difference panel flags them red. The deployed cell (outlined) holds up and stays pale. Market-breadth brake (bottom): every cell holds up or improves out of sample (all blue on the right), so the whole surface is robust and its small differences are noise. The one thematic cell that is genuinely better out of sample — removing the +5% hurdle (top-left, not overfit) — was declined on drawdown (worst loss −36% to −48%, all in 2022) and is the single flagged item for the final review.</w:t>
       </w:r>
     </w:p>
     <w:p>

--- a/reviews/2026-07-03_ws0-ws1_ma-robustness_summary.docx
+++ b/reviews/2026-07-03_ws0-ws1_ma-robustness_summary.docx
@@ -1009,15 +1009,28 @@
     </w:p>
     <w:p>
       <w:pPr>
+        <w:spacing w:after="60" w:line="264"/>
+      </w:pPr>
+      <w:r>
+        <w:rPr>
+          <w:color w:val="444444"/>
+          <w:sz w:val="20"/>
+          <w:szCs w:val="20"/>
+        </w:rPr>
+        <w:t xml:space="preserve">This is how to read the earlier heatmaps honestly. For each dial, the left panel is return on unseen data (the honest test), and the right panel is how much higher the cell looked on the data it was designed on — red means the shine was fitted to the past. A darker cell on the original heatmap is only better if it stays green on the left here and pale on the right.</w:t>
+      </w:r>
+    </w:p>
+    <w:p>
+      <w:pPr>
         <w:spacing w:after="110" w:before="30"/>
         <w:jc w:val="center"/>
       </w:pPr>
       <w:r>
         <w:drawing>
           <wp:inline distT="0" distB="0" distL="0" distR="0">
-            <wp:extent cx="5715000" cy="1695450"/>
+            <wp:extent cx="5715000" cy="1257300"/>
             <wp:effectExtent t="0" r="0" b="0" l="0"/>
-            <wp:docPr id="1" name="ws1_threshold_summary.png" descr="Each dial shown as first half (in-sample), second half (out-of-sample) and the gap between them" title="Each dial shown as first half (in-sample), second half (out-of-sample) and the gap between them"/>
+            <wp:docPr id="1" name="ws1_threshold_hurdle.png" descr="Thematic entry hurdle — out-of-sample return, and how much was fitted to the past" title="Thematic entry hurdle — out-of-sample return, and how much was fitted to the past"/>
             <wp:cNvGraphicFramePr>
               <a:graphicFrameLocks xmlns:a="http://schemas.openxmlformats.org/drawingml/2006/main" noChangeAspect="1"/>
             </wp:cNvGraphicFramePr>
@@ -1040,7 +1053,7 @@
                   <pic:spPr bwMode="auto">
                     <a:xfrm>
                       <a:off x="0" y="0"/>
-                      <a:ext cx="5715000" cy="1695450"/>
+                      <a:ext cx="5715000" cy="1257300"/>
                     </a:xfrm>
                     <a:prstGeom prst="rect">
                       <a:avLst/>
@@ -1055,7 +1068,7 @@
     </w:p>
     <w:p>
       <w:pPr>
-        <w:spacing w:after="160" w:line="264"/>
+        <w:spacing w:after="140" w:line="264"/>
       </w:pPr>
       <w:r>
         <w:rPr>
@@ -1065,7 +1078,68 @@
           <w:sz w:val="18"/>
           <w:szCs w:val="18"/>
         </w:rPr>
-        <w:t xml:space="preserve">This is how to read the earlier heatmaps honestly — by the split between the data a setting was designed on and unseen data. Each dial has three panels: first half of history (in-sample), second half (out-of-sample, same colour scale), and the difference (right). Thematic hurdle (top): the dark high-trigger cells on the left turn orange on the right — they looked good only on their design data, and the difference panel flags them red. The deployed cell (outlined) holds up and stays pale. Market-breadth brake (bottom): every cell holds up or improves out of sample (all blue on the right), so the whole surface is robust and its small differences are noise. The one thematic cell that is genuinely better out of sample — removing the +5% hurdle (top-left, not overfit) — was declined on drawdown (worst loss −36% to −48%, all in 2022) and is the single flagged item for the final review.</w:t>
+        <w:t xml:space="preserve">The dark high-trigger cells look best in-sample but light up red on the right — fitted to the past — so they are not chosen. The deployed cell (outlined) holds up out of sample and stays pale. The one cell genuinely better out of sample is removing the +5% hurdle (top row, pale on the right, not overfit) — declined on drawdown (worst loss −36% to −48%, all in 2022), the single flagged item for the final review.</w:t>
+      </w:r>
+    </w:p>
+    <w:p>
+      <w:pPr>
+        <w:spacing w:after="110" w:before="30"/>
+        <w:jc w:val="center"/>
+      </w:pPr>
+      <w:r>
+        <w:drawing>
+          <wp:inline distT="0" distB="0" distL="0" distR="0">
+            <wp:extent cx="5715000" cy="1466850"/>
+            <wp:effectExtent t="0" r="0" b="0" l="0"/>
+            <wp:docPr id="1" name="ws1_threshold_brake.png" descr="Market-breadth brake — out-of-sample return, and how much was fitted to the past" title="Market-breadth brake — out-of-sample return, and how much was fitted to the past"/>
+            <wp:cNvGraphicFramePr>
+              <a:graphicFrameLocks xmlns:a="http://schemas.openxmlformats.org/drawingml/2006/main" noChangeAspect="1"/>
+            </wp:cNvGraphicFramePr>
+            <a:graphic xmlns:a="http://schemas.openxmlformats.org/drawingml/2006/main">
+              <a:graphicData uri="http://schemas.openxmlformats.org/drawingml/2006/picture">
+                <pic:pic xmlns:pic="http://schemas.openxmlformats.org/drawingml/2006/picture">
+                  <pic:nvPicPr>
+                    <pic:cNvPr id="0" name="" descr=""/>
+                    <pic:cNvPicPr>
+                      <a:picLocks noChangeAspect="1" noChangeArrowheads="1"/>
+                    </pic:cNvPicPr>
+                  </pic:nvPicPr>
+                  <pic:blipFill>
+                    <a:blip r:embed="rId19" cstate="none"/>
+                    <a:srcRect/>
+                    <a:stretch>
+                      <a:fillRect/>
+                    </a:stretch>
+                  </pic:blipFill>
+                  <pic:spPr bwMode="auto">
+                    <a:xfrm>
+                      <a:off x="0" y="0"/>
+                      <a:ext cx="5715000" cy="1466850"/>
+                    </a:xfrm>
+                    <a:prstGeom prst="rect">
+                      <a:avLst/>
+                    </a:prstGeom>
+                  </pic:spPr>
+                </pic:pic>
+              </a:graphicData>
+            </a:graphic>
+          </wp:inline>
+        </w:drawing>
+      </w:r>
+    </w:p>
+    <w:p>
+      <w:pPr>
+        <w:spacing w:after="160" w:line="264"/>
+      </w:pPr>
+      <w:r>
+        <w:rPr>
+          <w:i/>
+          <w:iCs/>
+          <w:color w:val="666666"/>
+          <w:sz w:val="18"/>
+          <w:szCs w:val="18"/>
+        </w:rPr>
+        <w:t xml:space="preserve">Every trigger setting works out of sample (green, left) and is pale-to-blue on the right — nothing fitted to the past — so the whole surface is robust and the small gaps between cells are noise. The deployed levels (outlined) de-risk on a genuine breadth collapse.</w:t>
       </w:r>
     </w:p>
     <w:p>

--- a/reviews/2026-07-03_ws0-ws1_ma-robustness_summary.docx
+++ b/reviews/2026-07-03_ws0-ws1_ma-robustness_summary.docx
@@ -1009,7 +1009,7 @@
     </w:p>
     <w:p>
       <w:pPr>
-        <w:spacing w:after="60" w:line="264"/>
+        <w:spacing w:after="40" w:line="264"/>
       </w:pPr>
       <w:r>
         <w:rPr>
@@ -1017,7 +1017,7 @@
           <w:sz w:val="20"/>
           <w:szCs w:val="20"/>
         </w:rPr>
-        <w:t xml:space="preserve">This is how to read the earlier heatmaps honestly. For each dial, the left panel is return on unseen data (the honest test), and the right panel is how much higher the cell looked on the data it was designed on — red means the shine was fitted to the past. A darker cell on the original heatmap is only better if it stays green on the left here and pale on the right.</w:t>
+        <w:t xml:space="preserve">For each dial, the left panel is the first half of history (the data the settings were designed on) and the right panel is the second half (unseen). Both use one green scale — green means strong risk-adjusted return — so a setting that is bright green on the left but fades on the right looked good only because it was fitted to the past.</w:t>
       </w:r>
     </w:p>
     <w:p>
@@ -1028,9 +1028,9 @@
       <w:r>
         <w:drawing>
           <wp:inline distT="0" distB="0" distL="0" distR="0">
-            <wp:extent cx="5715000" cy="1257300"/>
+            <wp:extent cx="5715000" cy="1066800"/>
             <wp:effectExtent t="0" r="0" b="0" l="0"/>
-            <wp:docPr id="1" name="ws1_threshold_hurdle.png" descr="Thematic entry hurdle — out-of-sample return, and how much was fitted to the past" title="Thematic entry hurdle — out-of-sample return, and how much was fitted to the past"/>
+            <wp:docPr id="1" name="ws1_threshold_hurdle.png" descr="Thematic entry hurdle — first half (in-sample) beside second half (out-of-sample)" title="Thematic entry hurdle — first half (in-sample) beside second half (out-of-sample)"/>
             <wp:cNvGraphicFramePr>
               <a:graphicFrameLocks xmlns:a="http://schemas.openxmlformats.org/drawingml/2006/main" noChangeAspect="1"/>
             </wp:cNvGraphicFramePr>
@@ -1053,7 +1053,7 @@
                   <pic:spPr bwMode="auto">
                     <a:xfrm>
                       <a:off x="0" y="0"/>
-                      <a:ext cx="5715000" cy="1257300"/>
+                      <a:ext cx="5715000" cy="1066800"/>
                     </a:xfrm>
                     <a:prstGeom prst="rect">
                       <a:avLst/>
@@ -1078,7 +1078,7 @@
           <w:sz w:val="18"/>
           <w:szCs w:val="18"/>
         </w:rPr>
-        <w:t xml:space="preserve">The dark high-trigger cells look best in-sample but light up red on the right — fitted to the past — so they are not chosen. The deployed cell (outlined) holds up out of sample and stays pale. The one cell genuinely better out of sample is removing the +5% hurdle (top row, pale on the right, not overfit) — declined on drawdown (worst loss −36% to −48%, all in 2022), the single flagged item for the final review.</w:t>
+        <w:t xml:space="preserve">The high-trigger cells (right side of each panel) are bright green in-sample and fade to orange out of sample — fitted to the past, so they are not chosen. The deployed cell (outlined) keeps its colour across both halves. Removing the +5% hurdle (top row) also holds up out of sample; it was declined on drawdown (worst loss −36% to −48%, all in 2022), the single flagged item for the final review.</w:t>
       </w:r>
     </w:p>
     <w:p>
@@ -1089,9 +1089,9 @@
       <w:r>
         <w:drawing>
           <wp:inline distT="0" distB="0" distL="0" distR="0">
-            <wp:extent cx="5715000" cy="1466850"/>
+            <wp:extent cx="5715000" cy="1476375"/>
             <wp:effectExtent t="0" r="0" b="0" l="0"/>
-            <wp:docPr id="1" name="ws1_threshold_brake.png" descr="Market-breadth brake — out-of-sample return, and how much was fitted to the past" title="Market-breadth brake — out-of-sample return, and how much was fitted to the past"/>
+            <wp:docPr id="1" name="ws1_threshold_brake.png" descr="Market-breadth brake — first half (in-sample) beside second half (out-of-sample)" title="Market-breadth brake — first half (in-sample) beside second half (out-of-sample)"/>
             <wp:cNvGraphicFramePr>
               <a:graphicFrameLocks xmlns:a="http://schemas.openxmlformats.org/drawingml/2006/main" noChangeAspect="1"/>
             </wp:cNvGraphicFramePr>
@@ -1114,7 +1114,7 @@
                   <pic:spPr bwMode="auto">
                     <a:xfrm>
                       <a:off x="0" y="0"/>
-                      <a:ext cx="5715000" cy="1466850"/>
+                      <a:ext cx="5715000" cy="1476375"/>
                     </a:xfrm>
                     <a:prstGeom prst="rect">
                       <a:avLst/>
@@ -1129,7 +1129,7 @@
     </w:p>
     <w:p>
       <w:pPr>
-        <w:spacing w:after="160" w:line="264"/>
+        <w:spacing w:after="120" w:line="264"/>
       </w:pPr>
       <w:r>
         <w:rPr>
@@ -1139,7 +1139,7 @@
           <w:sz w:val="18"/>
           <w:szCs w:val="18"/>
         </w:rPr>
-        <w:t xml:space="preserve">Every trigger setting works out of sample (green, left) and is pale-to-blue on the right — nothing fitted to the past — so the whole surface is robust and the small gaps between cells are noise. The deployed levels (outlined) de-risk on a genuine breadth collapse.</w:t>
+        <w:t xml:space="preserve">Both halves are solid green — every trigger setting is strong and holds up out of sample — so the surface is robust and the small gaps between cells are noise. The deployed +1.41 is a strong reading; the deployed levels (outlined) de-risk on a genuine breadth collapse.</w:t>
       </w:r>
     </w:p>
     <w:p>

--- a/reviews/2026-07-03_ws0-ws1_ma-robustness_summary.docx
+++ b/reviews/2026-07-03_ws0-ws1_ma-robustness_summary.docx
@@ -488,7 +488,7 @@
           <w:sz w:val="24"/>
           <w:szCs w:val="24"/>
         </w:rPr>
-        <w:t xml:space="preserve">3. Cleverer signal mathematics did not help.</w:t>
+        <w:t xml:space="preserve">3. The main proposed upgrade — a volatility-adjusted signal — made it worse, not better.</w:t>
       </w:r>
     </w:p>
     <w:p>
@@ -500,7 +500,7 @@
         <w:rPr>
           <w:color w:val="444444"/>
         </w:rPr>
-        <w:t xml:space="preserve">Sixteen of seventeen more sophisticated variants — volatility-adjusted signals, blends of several trend speeds — were worse on unseen data; the simple version is the strong version.</w:t>
+        <w:t xml:space="preserve">The headline idea for improving the strategy was to adjust each holding's trend reading by how volatile it is, so one setting could fit calm bonds and wild crypto alike. It backfired: it shrinks the signal on exactly the strongest, most volatile trends the strategy should ride, cutting risk-adjusted return from 1.20 to 0.89 when applied across all four books — and it lowered every book individually. None of the seventeen sophisticated variants tried (volatility-adjustment, blends of several trend speeds) beat the simple signal on unseen data.</w:t>
       </w:r>
     </w:p>
     <w:p>
@@ -513,7 +513,7 @@
           <wp:inline distT="0" distB="0" distL="0" distR="0">
             <wp:extent cx="5524500" cy="1304925"/>
             <wp:effectExtent t="0" r="0" b="0" l="0"/>
-            <wp:docPr id="1" name="ws1_sum_smarter.png" descr="The deployed simple signal matches the best alternative and far exceeds the fully sophisticated version" title="The deployed simple signal matches the best alternative and far exceeds the fully sophisticated version"/>
+            <wp:docPr id="1" name="ws1_sum_smarter.png" descr="The volatility-adjusted, multi-speed signal scored 0.89 versus 1.20 for the deployed simple signal" title="The volatility-adjusted, multi-speed signal scored 0.89 versus 1.20 for the deployed simple signal"/>
             <wp:cNvGraphicFramePr>
               <a:graphicFrameLocks xmlns:a="http://schemas.openxmlformats.org/drawingml/2006/main" noChangeAspect="1"/>
             </wp:cNvGraphicFramePr>
